--- a/Xray/media/documents/Pneumonia_Medical_Report_Template.docx
+++ b/Xray/media/documents/Pneumonia_Medical_Report_Template.docx
@@ -4,10 +4,10 @@
   <w:body>
     <w:p>
       <w:pPr>
-        <w:pStyle w:val="Titre1"/>
-        <w:ind w:firstLine="720"/>
+        <w:pStyle w:val="Heading1"/>
+        <w:ind w:left="2880" w:firstLine="720"/>
         <w:rPr>
-          <w:rStyle w:val="Titredulivre"/>
+          <w:rStyle w:val="BookTitle"/>
           <w:b/>
           <w:bCs/>
           <w:smallCaps w:val="0"/>
@@ -19,10 +19,10 @@
           <w:noProof/>
         </w:rPr>
         <w:drawing>
-          <wp:inline distT="0" distB="0" distL="0" distR="0" wp14:anchorId="3E3A51DE" wp14:editId="1A4B37A3">
-            <wp:extent cx="4671465" cy="792549"/>
-            <wp:effectExtent l="0" t="0" r="0" b="7620"/>
-            <wp:docPr id="533554938" name="Image 2" descr="Une image contenant texte, Police, capture d’écran&#10;&#10;Description générée automatiquement"/>
+          <wp:inline distT="0" distB="0" distL="0" distR="0" wp14:anchorId="3E3A51DE" wp14:editId="729F27D2">
+            <wp:extent cx="801792" cy="801792"/>
+            <wp:effectExtent l="0" t="0" r="6350" b="0"/>
+            <wp:docPr id="533554938" name="Image 2"/>
             <wp:cNvGraphicFramePr>
               <a:graphicFrameLocks xmlns:a="http://schemas.openxmlformats.org/drawingml/2006/main" noChangeAspect="1"/>
             </wp:cNvGraphicFramePr>
@@ -30,7 +30,7 @@
               <a:graphicData uri="http://schemas.openxmlformats.org/drawingml/2006/picture">
                 <pic:pic xmlns:pic="http://schemas.openxmlformats.org/drawingml/2006/picture">
                   <pic:nvPicPr>
-                    <pic:cNvPr id="533554938" name="Image 2" descr="Une image contenant texte, Police, capture d’écran&#10;&#10;Description générée automatiquement"/>
+                    <pic:cNvPr id="533554938" name="Image 2"/>
                     <pic:cNvPicPr/>
                   </pic:nvPicPr>
                   <pic:blipFill>
@@ -42,7 +42,7 @@
                   <pic:spPr>
                     <a:xfrm>
                       <a:off x="0" y="0"/>
-                      <a:ext cx="4671465" cy="792549"/>
+                      <a:ext cx="801792" cy="801792"/>
                     </a:xfrm>
                     <a:prstGeom prst="rect">
                       <a:avLst/>
@@ -57,7 +57,7 @@
     </w:p>
     <w:p>
       <w:pPr>
-        <w:pStyle w:val="Titre1"/>
+        <w:pStyle w:val="Heading1"/>
         <w:jc w:val="center"/>
         <w:rPr>
           <w:color w:val="C00000"/>
@@ -68,7 +68,7 @@
     </w:p>
     <w:p>
       <w:pPr>
-        <w:pStyle w:val="Titre1"/>
+        <w:pStyle w:val="Heading1"/>
         <w:jc w:val="center"/>
         <w:rPr>
           <w:color w:val="C00000"/>
@@ -111,7 +111,7 @@
     </w:p>
     <w:p>
       <w:pPr>
-        <w:pStyle w:val="Titre2"/>
+        <w:pStyle w:val="Heading2"/>
         <w:jc w:val="center"/>
         <w:rPr>
           <w:color w:val="000000" w:themeColor="text1"/>
@@ -213,7 +213,7 @@
     <w:lvl w:ilvl="0">
       <w:start w:val="1"/>
       <w:numFmt w:val="decimal"/>
-      <w:pStyle w:val="Listenumros3"/>
+      <w:pStyle w:val="ListNumber3"/>
       <w:lvlText w:val="%1."/>
       <w:lvlJc w:val="left"/>
       <w:pPr>
@@ -231,7 +231,7 @@
     <w:lvl w:ilvl="0">
       <w:start w:val="1"/>
       <w:numFmt w:val="decimal"/>
-      <w:pStyle w:val="Listenumros2"/>
+      <w:pStyle w:val="ListNumber2"/>
       <w:lvlText w:val="%1."/>
       <w:lvlJc w:val="left"/>
       <w:pPr>
@@ -269,7 +269,7 @@
     <w:lvl w:ilvl="0">
       <w:start w:val="1"/>
       <w:numFmt w:val="bullet"/>
-      <w:pStyle w:val="Listepuces3"/>
+      <w:pStyle w:val="ListBullet3"/>
       <w:lvlText w:val=""/>
       <w:lvlJc w:val="left"/>
       <w:pPr>
@@ -290,7 +290,7 @@
     <w:lvl w:ilvl="0">
       <w:start w:val="1"/>
       <w:numFmt w:val="bullet"/>
-      <w:pStyle w:val="Listepuces2"/>
+      <w:pStyle w:val="ListBullet2"/>
       <w:lvlText w:val=""/>
       <w:lvlJc w:val="left"/>
       <w:pPr>
@@ -311,7 +311,7 @@
     <w:lvl w:ilvl="0">
       <w:start w:val="1"/>
       <w:numFmt w:val="decimal"/>
-      <w:pStyle w:val="Listenumros"/>
+      <w:pStyle w:val="ListNumber"/>
       <w:lvlText w:val="%1."/>
       <w:lvlJc w:val="left"/>
       <w:pPr>
@@ -329,7 +329,7 @@
     <w:lvl w:ilvl="0">
       <w:start w:val="1"/>
       <w:numFmt w:val="bullet"/>
-      <w:pStyle w:val="Listepuces"/>
+      <w:pStyle w:val="ListBullet"/>
       <w:lvlText w:val=""/>
       <w:lvlJc w:val="left"/>
       <w:pPr>
@@ -764,11 +764,11 @@
     <w:qFormat/>
     <w:rsid w:val="00FC693F"/>
   </w:style>
-  <w:style w:type="paragraph" w:styleId="Titre1">
+  <w:style w:type="paragraph" w:styleId="Heading1">
     <w:name w:val="heading 1"/>
     <w:basedOn w:val="Normal"/>
     <w:next w:val="Normal"/>
-    <w:link w:val="Titre1Car"/>
+    <w:link w:val="Heading1Char"/>
     <w:uiPriority w:val="9"/>
     <w:qFormat/>
     <w:rsid w:val="00FC693F"/>
@@ -787,11 +787,11 @@
       <w:szCs w:val="28"/>
     </w:rPr>
   </w:style>
-  <w:style w:type="paragraph" w:styleId="Titre2">
+  <w:style w:type="paragraph" w:styleId="Heading2">
     <w:name w:val="heading 2"/>
     <w:basedOn w:val="Normal"/>
     <w:next w:val="Normal"/>
-    <w:link w:val="Titre2Car"/>
+    <w:link w:val="Heading2Char"/>
     <w:uiPriority w:val="9"/>
     <w:unhideWhenUsed/>
     <w:qFormat/>
@@ -811,11 +811,11 @@
       <w:szCs w:val="26"/>
     </w:rPr>
   </w:style>
-  <w:style w:type="paragraph" w:styleId="Titre3">
+  <w:style w:type="paragraph" w:styleId="Heading3">
     <w:name w:val="heading 3"/>
     <w:basedOn w:val="Normal"/>
     <w:next w:val="Normal"/>
-    <w:link w:val="Titre3Car"/>
+    <w:link w:val="Heading3Char"/>
     <w:uiPriority w:val="9"/>
     <w:unhideWhenUsed/>
     <w:qFormat/>
@@ -833,11 +833,11 @@
       <w:color w:val="4F81BD" w:themeColor="accent1"/>
     </w:rPr>
   </w:style>
-  <w:style w:type="paragraph" w:styleId="Titre4">
+  <w:style w:type="paragraph" w:styleId="Heading4">
     <w:name w:val="heading 4"/>
     <w:basedOn w:val="Normal"/>
     <w:next w:val="Normal"/>
-    <w:link w:val="Titre4Car"/>
+    <w:link w:val="Heading4Char"/>
     <w:uiPriority w:val="9"/>
     <w:semiHidden/>
     <w:unhideWhenUsed/>
@@ -858,11 +858,11 @@
       <w:color w:val="4F81BD" w:themeColor="accent1"/>
     </w:rPr>
   </w:style>
-  <w:style w:type="paragraph" w:styleId="Titre5">
+  <w:style w:type="paragraph" w:styleId="Heading5">
     <w:name w:val="heading 5"/>
     <w:basedOn w:val="Normal"/>
     <w:next w:val="Normal"/>
-    <w:link w:val="Titre5Car"/>
+    <w:link w:val="Heading5Char"/>
     <w:uiPriority w:val="9"/>
     <w:semiHidden/>
     <w:unhideWhenUsed/>
@@ -879,11 +879,11 @@
       <w:color w:val="243F60" w:themeColor="accent1" w:themeShade="7F"/>
     </w:rPr>
   </w:style>
-  <w:style w:type="paragraph" w:styleId="Titre6">
+  <w:style w:type="paragraph" w:styleId="Heading6">
     <w:name w:val="heading 6"/>
     <w:basedOn w:val="Normal"/>
     <w:next w:val="Normal"/>
-    <w:link w:val="Titre6Car"/>
+    <w:link w:val="Heading6Char"/>
     <w:uiPriority w:val="9"/>
     <w:semiHidden/>
     <w:unhideWhenUsed/>
@@ -902,11 +902,11 @@
       <w:color w:val="243F60" w:themeColor="accent1" w:themeShade="7F"/>
     </w:rPr>
   </w:style>
-  <w:style w:type="paragraph" w:styleId="Titre7">
+  <w:style w:type="paragraph" w:styleId="Heading7">
     <w:name w:val="heading 7"/>
     <w:basedOn w:val="Normal"/>
     <w:next w:val="Normal"/>
-    <w:link w:val="Titre7Car"/>
+    <w:link w:val="Heading7Char"/>
     <w:uiPriority w:val="9"/>
     <w:semiHidden/>
     <w:unhideWhenUsed/>
@@ -925,11 +925,11 @@
       <w:color w:val="404040" w:themeColor="text1" w:themeTint="BF"/>
     </w:rPr>
   </w:style>
-  <w:style w:type="paragraph" w:styleId="Titre8">
+  <w:style w:type="paragraph" w:styleId="Heading8">
     <w:name w:val="heading 8"/>
     <w:basedOn w:val="Normal"/>
     <w:next w:val="Normal"/>
-    <w:link w:val="Titre8Car"/>
+    <w:link w:val="Heading8Char"/>
     <w:uiPriority w:val="9"/>
     <w:semiHidden/>
     <w:unhideWhenUsed/>
@@ -948,11 +948,11 @@
       <w:szCs w:val="20"/>
     </w:rPr>
   </w:style>
-  <w:style w:type="paragraph" w:styleId="Titre9">
+  <w:style w:type="paragraph" w:styleId="Heading9">
     <w:name w:val="heading 9"/>
     <w:basedOn w:val="Normal"/>
     <w:next w:val="Normal"/>
-    <w:link w:val="Titre9Car"/>
+    <w:link w:val="Heading9Char"/>
     <w:uiPriority w:val="9"/>
     <w:semiHidden/>
     <w:unhideWhenUsed/>
@@ -973,13 +973,13 @@
       <w:szCs w:val="20"/>
     </w:rPr>
   </w:style>
-  <w:style w:type="character" w:default="1" w:styleId="Policepardfaut">
+  <w:style w:type="character" w:default="1" w:styleId="DefaultParagraphFont">
     <w:name w:val="Default Paragraph Font"/>
     <w:uiPriority w:val="1"/>
     <w:semiHidden/>
     <w:unhideWhenUsed/>
   </w:style>
-  <w:style w:type="table" w:default="1" w:styleId="TableauNormal">
+  <w:style w:type="table" w:default="1" w:styleId="TableNormal">
     <w:name w:val="Normal Table"/>
     <w:uiPriority w:val="99"/>
     <w:semiHidden/>
@@ -994,16 +994,16 @@
       </w:tblCellMar>
     </w:tblPr>
   </w:style>
-  <w:style w:type="numbering" w:default="1" w:styleId="Aucuneliste">
+  <w:style w:type="numbering" w:default="1" w:styleId="NoList">
     <w:name w:val="No List"/>
     <w:uiPriority w:val="99"/>
     <w:semiHidden/>
     <w:unhideWhenUsed/>
   </w:style>
-  <w:style w:type="paragraph" w:styleId="En-tte">
+  <w:style w:type="paragraph" w:styleId="Header">
     <w:name w:val="header"/>
     <w:basedOn w:val="Normal"/>
-    <w:link w:val="En-tteCar"/>
+    <w:link w:val="HeaderChar"/>
     <w:uiPriority w:val="99"/>
     <w:unhideWhenUsed/>
     <w:rsid w:val="00E618BF"/>
@@ -1015,17 +1015,17 @@
       <w:spacing w:after="0" w:line="240" w:lineRule="auto"/>
     </w:pPr>
   </w:style>
-  <w:style w:type="character" w:customStyle="1" w:styleId="En-tteCar">
-    <w:name w:val="En-tête Car"/>
-    <w:basedOn w:val="Policepardfaut"/>
-    <w:link w:val="En-tte"/>
+  <w:style w:type="character" w:customStyle="1" w:styleId="HeaderChar">
+    <w:name w:val="Header Char"/>
+    <w:basedOn w:val="DefaultParagraphFont"/>
+    <w:link w:val="Header"/>
     <w:uiPriority w:val="99"/>
     <w:rsid w:val="00E618BF"/>
   </w:style>
-  <w:style w:type="paragraph" w:styleId="Pieddepage">
+  <w:style w:type="paragraph" w:styleId="Footer">
     <w:name w:val="footer"/>
     <w:basedOn w:val="Normal"/>
-    <w:link w:val="PieddepageCar"/>
+    <w:link w:val="FooterChar"/>
     <w:uiPriority w:val="99"/>
     <w:unhideWhenUsed/>
     <w:rsid w:val="00E618BF"/>
@@ -1037,14 +1037,14 @@
       <w:spacing w:after="0" w:line="240" w:lineRule="auto"/>
     </w:pPr>
   </w:style>
-  <w:style w:type="character" w:customStyle="1" w:styleId="PieddepageCar">
-    <w:name w:val="Pied de page Car"/>
-    <w:basedOn w:val="Policepardfaut"/>
-    <w:link w:val="Pieddepage"/>
+  <w:style w:type="character" w:customStyle="1" w:styleId="FooterChar">
+    <w:name w:val="Footer Char"/>
+    <w:basedOn w:val="DefaultParagraphFont"/>
+    <w:link w:val="Footer"/>
     <w:uiPriority w:val="99"/>
     <w:rsid w:val="00E618BF"/>
   </w:style>
-  <w:style w:type="paragraph" w:styleId="Sansinterligne">
+  <w:style w:type="paragraph" w:styleId="NoSpacing">
     <w:name w:val="No Spacing"/>
     <w:uiPriority w:val="1"/>
     <w:qFormat/>
@@ -1053,10 +1053,10 @@
       <w:spacing w:after="0" w:line="240" w:lineRule="auto"/>
     </w:pPr>
   </w:style>
-  <w:style w:type="character" w:customStyle="1" w:styleId="Titre1Car">
-    <w:name w:val="Titre 1 Car"/>
-    <w:basedOn w:val="Policepardfaut"/>
-    <w:link w:val="Titre1"/>
+  <w:style w:type="character" w:customStyle="1" w:styleId="Heading1Char">
+    <w:name w:val="Heading 1 Char"/>
+    <w:basedOn w:val="DefaultParagraphFont"/>
+    <w:link w:val="Heading1"/>
     <w:uiPriority w:val="9"/>
     <w:rsid w:val="00FC693F"/>
     <w:rPr>
@@ -1068,10 +1068,10 @@
       <w:szCs w:val="28"/>
     </w:rPr>
   </w:style>
-  <w:style w:type="character" w:customStyle="1" w:styleId="Titre2Car">
-    <w:name w:val="Titre 2 Car"/>
-    <w:basedOn w:val="Policepardfaut"/>
-    <w:link w:val="Titre2"/>
+  <w:style w:type="character" w:customStyle="1" w:styleId="Heading2Char">
+    <w:name w:val="Heading 2 Char"/>
+    <w:basedOn w:val="DefaultParagraphFont"/>
+    <w:link w:val="Heading2"/>
     <w:uiPriority w:val="9"/>
     <w:rsid w:val="00FC693F"/>
     <w:rPr>
@@ -1083,10 +1083,10 @@
       <w:szCs w:val="26"/>
     </w:rPr>
   </w:style>
-  <w:style w:type="character" w:customStyle="1" w:styleId="Titre3Car">
-    <w:name w:val="Titre 3 Car"/>
-    <w:basedOn w:val="Policepardfaut"/>
-    <w:link w:val="Titre3"/>
+  <w:style w:type="character" w:customStyle="1" w:styleId="Heading3Char">
+    <w:name w:val="Heading 3 Char"/>
+    <w:basedOn w:val="DefaultParagraphFont"/>
+    <w:link w:val="Heading3"/>
     <w:uiPriority w:val="9"/>
     <w:rsid w:val="00FC693F"/>
     <w:rPr>
@@ -1096,11 +1096,11 @@
       <w:color w:val="4F81BD" w:themeColor="accent1"/>
     </w:rPr>
   </w:style>
-  <w:style w:type="paragraph" w:styleId="Titre">
+  <w:style w:type="paragraph" w:styleId="Title">
     <w:name w:val="Title"/>
     <w:basedOn w:val="Normal"/>
     <w:next w:val="Normal"/>
-    <w:link w:val="TitreCar"/>
+    <w:link w:val="TitleChar"/>
     <w:uiPriority w:val="10"/>
     <w:qFormat/>
     <w:rsid w:val="00FC693F"/>
@@ -1120,10 +1120,10 @@
       <w:szCs w:val="52"/>
     </w:rPr>
   </w:style>
-  <w:style w:type="character" w:customStyle="1" w:styleId="TitreCar">
-    <w:name w:val="Titre Car"/>
-    <w:basedOn w:val="Policepardfaut"/>
-    <w:link w:val="Titre"/>
+  <w:style w:type="character" w:customStyle="1" w:styleId="TitleChar">
+    <w:name w:val="Title Char"/>
+    <w:basedOn w:val="DefaultParagraphFont"/>
+    <w:link w:val="Title"/>
     <w:uiPriority w:val="10"/>
     <w:rsid w:val="00FC693F"/>
     <w:rPr>
@@ -1135,11 +1135,11 @@
       <w:szCs w:val="52"/>
     </w:rPr>
   </w:style>
-  <w:style w:type="paragraph" w:styleId="Sous-titre">
+  <w:style w:type="paragraph" w:styleId="Subtitle">
     <w:name w:val="Subtitle"/>
     <w:basedOn w:val="Normal"/>
     <w:next w:val="Normal"/>
-    <w:link w:val="Sous-titreCar"/>
+    <w:link w:val="SubtitleChar"/>
     <w:uiPriority w:val="11"/>
     <w:qFormat/>
     <w:rsid w:val="00FC693F"/>
@@ -1158,10 +1158,10 @@
       <w:szCs w:val="24"/>
     </w:rPr>
   </w:style>
-  <w:style w:type="character" w:customStyle="1" w:styleId="Sous-titreCar">
-    <w:name w:val="Sous-titre Car"/>
-    <w:basedOn w:val="Policepardfaut"/>
-    <w:link w:val="Sous-titre"/>
+  <w:style w:type="character" w:customStyle="1" w:styleId="SubtitleChar">
+    <w:name w:val="Subtitle Char"/>
+    <w:basedOn w:val="DefaultParagraphFont"/>
+    <w:link w:val="Subtitle"/>
     <w:uiPriority w:val="11"/>
     <w:rsid w:val="00FC693F"/>
     <w:rPr>
@@ -1174,7 +1174,7 @@
       <w:szCs w:val="24"/>
     </w:rPr>
   </w:style>
-  <w:style w:type="paragraph" w:styleId="Paragraphedeliste">
+  <w:style w:type="paragraph" w:styleId="ListParagraph">
     <w:name w:val="List Paragraph"/>
     <w:basedOn w:val="Normal"/>
     <w:uiPriority w:val="34"/>
@@ -1185,10 +1185,10 @@
       <w:contextualSpacing/>
     </w:pPr>
   </w:style>
-  <w:style w:type="paragraph" w:styleId="Corpsdetexte">
+  <w:style w:type="paragraph" w:styleId="BodyText">
     <w:name w:val="Body Text"/>
     <w:basedOn w:val="Normal"/>
-    <w:link w:val="CorpsdetexteCar"/>
+    <w:link w:val="BodyTextChar"/>
     <w:uiPriority w:val="99"/>
     <w:unhideWhenUsed/>
     <w:rsid w:val="00AA1D8D"/>
@@ -1196,17 +1196,17 @@
       <w:spacing w:after="120"/>
     </w:pPr>
   </w:style>
-  <w:style w:type="character" w:customStyle="1" w:styleId="CorpsdetexteCar">
-    <w:name w:val="Corps de texte Car"/>
-    <w:basedOn w:val="Policepardfaut"/>
-    <w:link w:val="Corpsdetexte"/>
+  <w:style w:type="character" w:customStyle="1" w:styleId="BodyTextChar">
+    <w:name w:val="Body Text Char"/>
+    <w:basedOn w:val="DefaultParagraphFont"/>
+    <w:link w:val="BodyText"/>
     <w:uiPriority w:val="99"/>
     <w:rsid w:val="00AA1D8D"/>
   </w:style>
-  <w:style w:type="paragraph" w:styleId="Corpsdetexte2">
+  <w:style w:type="paragraph" w:styleId="BodyText2">
     <w:name w:val="Body Text 2"/>
     <w:basedOn w:val="Normal"/>
-    <w:link w:val="Corpsdetexte2Car"/>
+    <w:link w:val="BodyText2Char"/>
     <w:uiPriority w:val="99"/>
     <w:unhideWhenUsed/>
     <w:rsid w:val="00AA1D8D"/>
@@ -1214,17 +1214,17 @@
       <w:spacing w:after="120" w:line="480" w:lineRule="auto"/>
     </w:pPr>
   </w:style>
-  <w:style w:type="character" w:customStyle="1" w:styleId="Corpsdetexte2Car">
-    <w:name w:val="Corps de texte 2 Car"/>
-    <w:basedOn w:val="Policepardfaut"/>
-    <w:link w:val="Corpsdetexte2"/>
+  <w:style w:type="character" w:customStyle="1" w:styleId="BodyText2Char">
+    <w:name w:val="Body Text 2 Char"/>
+    <w:basedOn w:val="DefaultParagraphFont"/>
+    <w:link w:val="BodyText2"/>
     <w:uiPriority w:val="99"/>
     <w:rsid w:val="00AA1D8D"/>
   </w:style>
-  <w:style w:type="paragraph" w:styleId="Corpsdetexte3">
+  <w:style w:type="paragraph" w:styleId="BodyText3">
     <w:name w:val="Body Text 3"/>
     <w:basedOn w:val="Normal"/>
-    <w:link w:val="Corpsdetexte3Car"/>
+    <w:link w:val="BodyText3Char"/>
     <w:uiPriority w:val="99"/>
     <w:unhideWhenUsed/>
     <w:rsid w:val="00AA1D8D"/>
@@ -1236,10 +1236,10 @@
       <w:szCs w:val="16"/>
     </w:rPr>
   </w:style>
-  <w:style w:type="character" w:customStyle="1" w:styleId="Corpsdetexte3Car">
-    <w:name w:val="Corps de texte 3 Car"/>
-    <w:basedOn w:val="Policepardfaut"/>
-    <w:link w:val="Corpsdetexte3"/>
+  <w:style w:type="character" w:customStyle="1" w:styleId="BodyText3Char">
+    <w:name w:val="Body Text 3 Char"/>
+    <w:basedOn w:val="DefaultParagraphFont"/>
+    <w:link w:val="BodyText3"/>
     <w:uiPriority w:val="99"/>
     <w:rsid w:val="00AA1D8D"/>
     <w:rPr>
@@ -1247,7 +1247,7 @@
       <w:szCs w:val="16"/>
     </w:rPr>
   </w:style>
-  <w:style w:type="paragraph" w:styleId="Liste">
+  <w:style w:type="paragraph" w:styleId="List">
     <w:name w:val="List"/>
     <w:basedOn w:val="Normal"/>
     <w:uiPriority w:val="99"/>
@@ -1258,7 +1258,7 @@
       <w:contextualSpacing/>
     </w:pPr>
   </w:style>
-  <w:style w:type="paragraph" w:styleId="Liste2">
+  <w:style w:type="paragraph" w:styleId="List2">
     <w:name w:val="List 2"/>
     <w:basedOn w:val="Normal"/>
     <w:uiPriority w:val="99"/>
@@ -1269,7 +1269,7 @@
       <w:contextualSpacing/>
     </w:pPr>
   </w:style>
-  <w:style w:type="paragraph" w:styleId="Liste3">
+  <w:style w:type="paragraph" w:styleId="List3">
     <w:name w:val="List 3"/>
     <w:basedOn w:val="Normal"/>
     <w:uiPriority w:val="99"/>
@@ -1280,7 +1280,7 @@
       <w:contextualSpacing/>
     </w:pPr>
   </w:style>
-  <w:style w:type="paragraph" w:styleId="Listepuces">
+  <w:style w:type="paragraph" w:styleId="ListBullet">
     <w:name w:val="List Bullet"/>
     <w:basedOn w:val="Normal"/>
     <w:uiPriority w:val="99"/>
@@ -1293,7 +1293,7 @@
       <w:contextualSpacing/>
     </w:pPr>
   </w:style>
-  <w:style w:type="paragraph" w:styleId="Listepuces2">
+  <w:style w:type="paragraph" w:styleId="ListBullet2">
     <w:name w:val="List Bullet 2"/>
     <w:basedOn w:val="Normal"/>
     <w:uiPriority w:val="99"/>
@@ -1306,7 +1306,7 @@
       <w:contextualSpacing/>
     </w:pPr>
   </w:style>
-  <w:style w:type="paragraph" w:styleId="Listepuces3">
+  <w:style w:type="paragraph" w:styleId="ListBullet3">
     <w:name w:val="List Bullet 3"/>
     <w:basedOn w:val="Normal"/>
     <w:uiPriority w:val="99"/>
@@ -1319,7 +1319,7 @@
       <w:contextualSpacing/>
     </w:pPr>
   </w:style>
-  <w:style w:type="paragraph" w:styleId="Listenumros">
+  <w:style w:type="paragraph" w:styleId="ListNumber">
     <w:name w:val="List Number"/>
     <w:basedOn w:val="Normal"/>
     <w:uiPriority w:val="99"/>
@@ -1332,7 +1332,7 @@
       <w:contextualSpacing/>
     </w:pPr>
   </w:style>
-  <w:style w:type="paragraph" w:styleId="Listenumros2">
+  <w:style w:type="paragraph" w:styleId="ListNumber2">
     <w:name w:val="List Number 2"/>
     <w:basedOn w:val="Normal"/>
     <w:uiPriority w:val="99"/>
@@ -1345,7 +1345,7 @@
       <w:contextualSpacing/>
     </w:pPr>
   </w:style>
-  <w:style w:type="paragraph" w:styleId="Listenumros3">
+  <w:style w:type="paragraph" w:styleId="ListNumber3">
     <w:name w:val="List Number 3"/>
     <w:basedOn w:val="Normal"/>
     <w:uiPriority w:val="99"/>
@@ -1358,7 +1358,7 @@
       <w:contextualSpacing/>
     </w:pPr>
   </w:style>
-  <w:style w:type="paragraph" w:styleId="Listecontinue">
+  <w:style w:type="paragraph" w:styleId="ListContinue">
     <w:name w:val="List Continue"/>
     <w:basedOn w:val="Normal"/>
     <w:uiPriority w:val="99"/>
@@ -1370,7 +1370,7 @@
       <w:contextualSpacing/>
     </w:pPr>
   </w:style>
-  <w:style w:type="paragraph" w:styleId="Listecontinue2">
+  <w:style w:type="paragraph" w:styleId="ListContinue2">
     <w:name w:val="List Continue 2"/>
     <w:basedOn w:val="Normal"/>
     <w:uiPriority w:val="99"/>
@@ -1382,7 +1382,7 @@
       <w:contextualSpacing/>
     </w:pPr>
   </w:style>
-  <w:style w:type="paragraph" w:styleId="Listecontinue3">
+  <w:style w:type="paragraph" w:styleId="ListContinue3">
     <w:name w:val="List Continue 3"/>
     <w:basedOn w:val="Normal"/>
     <w:uiPriority w:val="99"/>
@@ -1394,9 +1394,9 @@
       <w:contextualSpacing/>
     </w:pPr>
   </w:style>
-  <w:style w:type="paragraph" w:styleId="Textedemacro">
+  <w:style w:type="paragraph" w:styleId="MacroText">
     <w:name w:val="macro"/>
-    <w:link w:val="TextedemacroCar"/>
+    <w:link w:val="MacroTextChar"/>
     <w:uiPriority w:val="99"/>
     <w:unhideWhenUsed/>
     <w:rsid w:val="0029639D"/>
@@ -1417,10 +1417,10 @@
       <w:szCs w:val="20"/>
     </w:rPr>
   </w:style>
-  <w:style w:type="character" w:customStyle="1" w:styleId="TextedemacroCar">
-    <w:name w:val="Texte de macro Car"/>
-    <w:basedOn w:val="Policepardfaut"/>
-    <w:link w:val="Textedemacro"/>
+  <w:style w:type="character" w:customStyle="1" w:styleId="MacroTextChar">
+    <w:name w:val="Macro Text Char"/>
+    <w:basedOn w:val="DefaultParagraphFont"/>
+    <w:link w:val="MacroText"/>
     <w:uiPriority w:val="99"/>
     <w:rsid w:val="0029639D"/>
     <w:rPr>
@@ -1429,11 +1429,11 @@
       <w:szCs w:val="20"/>
     </w:rPr>
   </w:style>
-  <w:style w:type="paragraph" w:styleId="Citation">
+  <w:style w:type="paragraph" w:styleId="Quote">
     <w:name w:val="Quote"/>
     <w:basedOn w:val="Normal"/>
     <w:next w:val="Normal"/>
-    <w:link w:val="CitationCar"/>
+    <w:link w:val="QuoteChar"/>
     <w:uiPriority w:val="29"/>
     <w:qFormat/>
     <w:rsid w:val="00FC693F"/>
@@ -1443,10 +1443,10 @@
       <w:color w:val="000000" w:themeColor="text1"/>
     </w:rPr>
   </w:style>
-  <w:style w:type="character" w:customStyle="1" w:styleId="CitationCar">
-    <w:name w:val="Citation Car"/>
-    <w:basedOn w:val="Policepardfaut"/>
-    <w:link w:val="Citation"/>
+  <w:style w:type="character" w:customStyle="1" w:styleId="QuoteChar">
+    <w:name w:val="Quote Char"/>
+    <w:basedOn w:val="DefaultParagraphFont"/>
+    <w:link w:val="Quote"/>
     <w:uiPriority w:val="29"/>
     <w:rsid w:val="00FC693F"/>
     <w:rPr>
@@ -1455,10 +1455,10 @@
       <w:color w:val="000000" w:themeColor="text1"/>
     </w:rPr>
   </w:style>
-  <w:style w:type="character" w:customStyle="1" w:styleId="Titre4Car">
-    <w:name w:val="Titre 4 Car"/>
-    <w:basedOn w:val="Policepardfaut"/>
-    <w:link w:val="Titre4"/>
+  <w:style w:type="character" w:customStyle="1" w:styleId="Heading4Char">
+    <w:name w:val="Heading 4 Char"/>
+    <w:basedOn w:val="DefaultParagraphFont"/>
+    <w:link w:val="Heading4"/>
     <w:uiPriority w:val="9"/>
     <w:semiHidden/>
     <w:rsid w:val="00FC693F"/>
@@ -1471,10 +1471,10 @@
       <w:color w:val="4F81BD" w:themeColor="accent1"/>
     </w:rPr>
   </w:style>
-  <w:style w:type="character" w:customStyle="1" w:styleId="Titre5Car">
-    <w:name w:val="Titre 5 Car"/>
-    <w:basedOn w:val="Policepardfaut"/>
-    <w:link w:val="Titre5"/>
+  <w:style w:type="character" w:customStyle="1" w:styleId="Heading5Char">
+    <w:name w:val="Heading 5 Char"/>
+    <w:basedOn w:val="DefaultParagraphFont"/>
+    <w:link w:val="Heading5"/>
     <w:uiPriority w:val="9"/>
     <w:semiHidden/>
     <w:rsid w:val="00FC693F"/>
@@ -1483,10 +1483,10 @@
       <w:color w:val="243F60" w:themeColor="accent1" w:themeShade="7F"/>
     </w:rPr>
   </w:style>
-  <w:style w:type="character" w:customStyle="1" w:styleId="Titre6Car">
-    <w:name w:val="Titre 6 Car"/>
-    <w:basedOn w:val="Policepardfaut"/>
-    <w:link w:val="Titre6"/>
+  <w:style w:type="character" w:customStyle="1" w:styleId="Heading6Char">
+    <w:name w:val="Heading 6 Char"/>
+    <w:basedOn w:val="DefaultParagraphFont"/>
+    <w:link w:val="Heading6"/>
     <w:uiPriority w:val="9"/>
     <w:semiHidden/>
     <w:rsid w:val="00FC693F"/>
@@ -1497,10 +1497,10 @@
       <w:color w:val="243F60" w:themeColor="accent1" w:themeShade="7F"/>
     </w:rPr>
   </w:style>
-  <w:style w:type="character" w:customStyle="1" w:styleId="Titre7Car">
-    <w:name w:val="Titre 7 Car"/>
-    <w:basedOn w:val="Policepardfaut"/>
-    <w:link w:val="Titre7"/>
+  <w:style w:type="character" w:customStyle="1" w:styleId="Heading7Char">
+    <w:name w:val="Heading 7 Char"/>
+    <w:basedOn w:val="DefaultParagraphFont"/>
+    <w:link w:val="Heading7"/>
     <w:uiPriority w:val="9"/>
     <w:semiHidden/>
     <w:rsid w:val="00FC693F"/>
@@ -1511,10 +1511,10 @@
       <w:color w:val="404040" w:themeColor="text1" w:themeTint="BF"/>
     </w:rPr>
   </w:style>
-  <w:style w:type="character" w:customStyle="1" w:styleId="Titre8Car">
-    <w:name w:val="Titre 8 Car"/>
-    <w:basedOn w:val="Policepardfaut"/>
-    <w:link w:val="Titre8"/>
+  <w:style w:type="character" w:customStyle="1" w:styleId="Heading8Char">
+    <w:name w:val="Heading 8 Char"/>
+    <w:basedOn w:val="DefaultParagraphFont"/>
+    <w:link w:val="Heading8"/>
     <w:uiPriority w:val="9"/>
     <w:semiHidden/>
     <w:rsid w:val="00FC693F"/>
@@ -1525,10 +1525,10 @@
       <w:szCs w:val="20"/>
     </w:rPr>
   </w:style>
-  <w:style w:type="character" w:customStyle="1" w:styleId="Titre9Car">
-    <w:name w:val="Titre 9 Car"/>
-    <w:basedOn w:val="Policepardfaut"/>
-    <w:link w:val="Titre9"/>
+  <w:style w:type="character" w:customStyle="1" w:styleId="Heading9Char">
+    <w:name w:val="Heading 9 Char"/>
+    <w:basedOn w:val="DefaultParagraphFont"/>
+    <w:link w:val="Heading9"/>
     <w:uiPriority w:val="9"/>
     <w:semiHidden/>
     <w:rsid w:val="00FC693F"/>
@@ -1541,7 +1541,7 @@
       <w:szCs w:val="20"/>
     </w:rPr>
   </w:style>
-  <w:style w:type="paragraph" w:styleId="Lgende">
+  <w:style w:type="paragraph" w:styleId="Caption">
     <w:name w:val="caption"/>
     <w:basedOn w:val="Normal"/>
     <w:next w:val="Normal"/>
@@ -1561,9 +1561,9 @@
       <w:szCs w:val="18"/>
     </w:rPr>
   </w:style>
-  <w:style w:type="character" w:styleId="lev">
+  <w:style w:type="character" w:styleId="Strong">
     <w:name w:val="Strong"/>
-    <w:basedOn w:val="Policepardfaut"/>
+    <w:basedOn w:val="DefaultParagraphFont"/>
     <w:uiPriority w:val="22"/>
     <w:qFormat/>
     <w:rsid w:val="00FC693F"/>
@@ -1572,9 +1572,9 @@
       <w:bCs/>
     </w:rPr>
   </w:style>
-  <w:style w:type="character" w:styleId="Accentuation">
+  <w:style w:type="character" w:styleId="Emphasis">
     <w:name w:val="Emphasis"/>
-    <w:basedOn w:val="Policepardfaut"/>
+    <w:basedOn w:val="DefaultParagraphFont"/>
     <w:uiPriority w:val="20"/>
     <w:qFormat/>
     <w:rsid w:val="00FC693F"/>
@@ -1583,11 +1583,11 @@
       <w:iCs/>
     </w:rPr>
   </w:style>
-  <w:style w:type="paragraph" w:styleId="Citationintense">
+  <w:style w:type="paragraph" w:styleId="IntenseQuote">
     <w:name w:val="Intense Quote"/>
     <w:basedOn w:val="Normal"/>
     <w:next w:val="Normal"/>
-    <w:link w:val="CitationintenseCar"/>
+    <w:link w:val="IntenseQuoteChar"/>
     <w:uiPriority w:val="30"/>
     <w:qFormat/>
     <w:rsid w:val="00FC693F"/>
@@ -1606,10 +1606,10 @@
       <w:color w:val="4F81BD" w:themeColor="accent1"/>
     </w:rPr>
   </w:style>
-  <w:style w:type="character" w:customStyle="1" w:styleId="CitationintenseCar">
-    <w:name w:val="Citation intense Car"/>
-    <w:basedOn w:val="Policepardfaut"/>
-    <w:link w:val="Citationintense"/>
+  <w:style w:type="character" w:customStyle="1" w:styleId="IntenseQuoteChar">
+    <w:name w:val="Intense Quote Char"/>
+    <w:basedOn w:val="DefaultParagraphFont"/>
+    <w:link w:val="IntenseQuote"/>
     <w:uiPriority w:val="30"/>
     <w:rsid w:val="00FC693F"/>
     <w:rPr>
@@ -1620,9 +1620,9 @@
       <w:color w:val="4F81BD" w:themeColor="accent1"/>
     </w:rPr>
   </w:style>
-  <w:style w:type="character" w:styleId="Accentuationlgre">
+  <w:style w:type="character" w:styleId="SubtleEmphasis">
     <w:name w:val="Subtle Emphasis"/>
-    <w:basedOn w:val="Policepardfaut"/>
+    <w:basedOn w:val="DefaultParagraphFont"/>
     <w:uiPriority w:val="19"/>
     <w:qFormat/>
     <w:rsid w:val="00FC693F"/>
@@ -1632,9 +1632,9 @@
       <w:color w:val="808080" w:themeColor="text1" w:themeTint="7F"/>
     </w:rPr>
   </w:style>
-  <w:style w:type="character" w:styleId="Accentuationintense">
+  <w:style w:type="character" w:styleId="IntenseEmphasis">
     <w:name w:val="Intense Emphasis"/>
-    <w:basedOn w:val="Policepardfaut"/>
+    <w:basedOn w:val="DefaultParagraphFont"/>
     <w:uiPriority w:val="21"/>
     <w:qFormat/>
     <w:rsid w:val="00FC693F"/>
@@ -1646,9 +1646,9 @@
       <w:color w:val="4F81BD" w:themeColor="accent1"/>
     </w:rPr>
   </w:style>
-  <w:style w:type="character" w:styleId="Rfrencelgre">
+  <w:style w:type="character" w:styleId="SubtleReference">
     <w:name w:val="Subtle Reference"/>
-    <w:basedOn w:val="Policepardfaut"/>
+    <w:basedOn w:val="DefaultParagraphFont"/>
     <w:uiPriority w:val="31"/>
     <w:qFormat/>
     <w:rsid w:val="00FC693F"/>
@@ -1658,9 +1658,9 @@
       <w:u w:val="single"/>
     </w:rPr>
   </w:style>
-  <w:style w:type="character" w:styleId="Rfrenceintense">
+  <w:style w:type="character" w:styleId="IntenseReference">
     <w:name w:val="Intense Reference"/>
-    <w:basedOn w:val="Policepardfaut"/>
+    <w:basedOn w:val="DefaultParagraphFont"/>
     <w:uiPriority w:val="32"/>
     <w:qFormat/>
     <w:rsid w:val="00FC693F"/>
@@ -1673,9 +1673,9 @@
       <w:u w:val="single"/>
     </w:rPr>
   </w:style>
-  <w:style w:type="character" w:styleId="Titredulivre">
+  <w:style w:type="character" w:styleId="BookTitle">
     <w:name w:val="Book Title"/>
-    <w:basedOn w:val="Policepardfaut"/>
+    <w:basedOn w:val="DefaultParagraphFont"/>
     <w:uiPriority w:val="33"/>
     <w:qFormat/>
     <w:rsid w:val="00FC693F"/>
@@ -1686,9 +1686,9 @@
       <w:spacing w:val="5"/>
     </w:rPr>
   </w:style>
-  <w:style w:type="paragraph" w:styleId="En-ttedetabledesmatires">
+  <w:style w:type="paragraph" w:styleId="TOCHeading">
     <w:name w:val="TOC Heading"/>
-    <w:basedOn w:val="Titre1"/>
+    <w:basedOn w:val="Heading1"/>
     <w:next w:val="Normal"/>
     <w:uiPriority w:val="39"/>
     <w:semiHidden/>
@@ -1699,9 +1699,9 @@
       <w:outlineLvl w:val="9"/>
     </w:pPr>
   </w:style>
-  <w:style w:type="table" w:styleId="Grilledutableau">
+  <w:style w:type="table" w:styleId="TableGrid">
     <w:name w:val="Table Grid"/>
-    <w:basedOn w:val="TableauNormal"/>
+    <w:basedOn w:val="TableNormal"/>
     <w:uiPriority w:val="59"/>
     <w:rsid w:val="00FC693F"/>
     <w:pPr>
@@ -1718,9 +1718,9 @@
       </w:tblBorders>
     </w:tblPr>
   </w:style>
-  <w:style w:type="table" w:styleId="Ombrageclair">
+  <w:style w:type="table" w:styleId="LightShading">
     <w:name w:val="Light Shading"/>
-    <w:basedOn w:val="TableauNormal"/>
+    <w:basedOn w:val="TableNormal"/>
     <w:uiPriority w:val="60"/>
     <w:rsid w:val="00FC693F"/>
     <w:pPr>
@@ -1814,9 +1814,9 @@
       </w:tcPr>
     </w:tblStylePr>
   </w:style>
-  <w:style w:type="table" w:styleId="Trameclaire-Accent1">
+  <w:style w:type="table" w:styleId="LightShading-Accent1">
     <w:name w:val="Light Shading Accent 1"/>
-    <w:basedOn w:val="TableauNormal"/>
+    <w:basedOn w:val="TableNormal"/>
     <w:uiPriority w:val="60"/>
     <w:rsid w:val="00FC693F"/>
     <w:pPr>
@@ -1910,9 +1910,9 @@
       </w:tcPr>
     </w:tblStylePr>
   </w:style>
-  <w:style w:type="table" w:styleId="Trameclaire-Accent2">
+  <w:style w:type="table" w:styleId="LightShading-Accent2">
     <w:name w:val="Light Shading Accent 2"/>
-    <w:basedOn w:val="TableauNormal"/>
+    <w:basedOn w:val="TableNormal"/>
     <w:uiPriority w:val="60"/>
     <w:rsid w:val="00FC693F"/>
     <w:pPr>
@@ -2006,9 +2006,9 @@
       </w:tcPr>
     </w:tblStylePr>
   </w:style>
-  <w:style w:type="table" w:styleId="Trameclaire-Accent3">
+  <w:style w:type="table" w:styleId="LightShading-Accent3">
     <w:name w:val="Light Shading Accent 3"/>
-    <w:basedOn w:val="TableauNormal"/>
+    <w:basedOn w:val="TableNormal"/>
     <w:uiPriority w:val="60"/>
     <w:rsid w:val="00FC693F"/>
     <w:pPr>
@@ -2102,9 +2102,9 @@
       </w:tcPr>
     </w:tblStylePr>
   </w:style>
-  <w:style w:type="table" w:styleId="Trameclaire-Accent4">
+  <w:style w:type="table" w:styleId="LightShading-Accent4">
     <w:name w:val="Light Shading Accent 4"/>
-    <w:basedOn w:val="TableauNormal"/>
+    <w:basedOn w:val="TableNormal"/>
     <w:uiPriority w:val="60"/>
     <w:rsid w:val="00FC693F"/>
     <w:pPr>
@@ -2198,9 +2198,9 @@
       </w:tcPr>
     </w:tblStylePr>
   </w:style>
-  <w:style w:type="table" w:styleId="Trameclaire-Accent5">
+  <w:style w:type="table" w:styleId="LightShading-Accent5">
     <w:name w:val="Light Shading Accent 5"/>
-    <w:basedOn w:val="TableauNormal"/>
+    <w:basedOn w:val="TableNormal"/>
     <w:uiPriority w:val="60"/>
     <w:rsid w:val="00FC693F"/>
     <w:pPr>
@@ -2294,9 +2294,9 @@
       </w:tcPr>
     </w:tblStylePr>
   </w:style>
-  <w:style w:type="table" w:styleId="Trameclaire-Accent6">
+  <w:style w:type="table" w:styleId="LightShading-Accent6">
     <w:name w:val="Light Shading Accent 6"/>
-    <w:basedOn w:val="TableauNormal"/>
+    <w:basedOn w:val="TableNormal"/>
     <w:uiPriority w:val="60"/>
     <w:rsid w:val="00FC693F"/>
     <w:pPr>
@@ -2390,9 +2390,9 @@
       </w:tcPr>
     </w:tblStylePr>
   </w:style>
-  <w:style w:type="table" w:styleId="Listeclaire">
+  <w:style w:type="table" w:styleId="LightList">
     <w:name w:val="Light List"/>
-    <w:basedOn w:val="TableauNormal"/>
+    <w:basedOn w:val="TableNormal"/>
     <w:uiPriority w:val="61"/>
     <w:rsid w:val="00FC693F"/>
     <w:pPr>
@@ -2475,9 +2475,9 @@
       </w:tcPr>
     </w:tblStylePr>
   </w:style>
-  <w:style w:type="table" w:styleId="Listeclaire-Accent1">
+  <w:style w:type="table" w:styleId="LightList-Accent1">
     <w:name w:val="Light List Accent 1"/>
-    <w:basedOn w:val="TableauNormal"/>
+    <w:basedOn w:val="TableNormal"/>
     <w:uiPriority w:val="61"/>
     <w:rsid w:val="00FC693F"/>
     <w:pPr>
@@ -2560,9 +2560,9 @@
       </w:tcPr>
     </w:tblStylePr>
   </w:style>
-  <w:style w:type="table" w:styleId="Listeclaire-Accent2">
+  <w:style w:type="table" w:styleId="LightList-Accent2">
     <w:name w:val="Light List Accent 2"/>
-    <w:basedOn w:val="TableauNormal"/>
+    <w:basedOn w:val="TableNormal"/>
     <w:uiPriority w:val="61"/>
     <w:rsid w:val="00CB0664"/>
     <w:pPr>
@@ -2645,9 +2645,9 @@
       </w:tcPr>
     </w:tblStylePr>
   </w:style>
-  <w:style w:type="table" w:styleId="Listeclaire-Accent3">
+  <w:style w:type="table" w:styleId="LightList-Accent3">
     <w:name w:val="Light List Accent 3"/>
-    <w:basedOn w:val="TableauNormal"/>
+    <w:basedOn w:val="TableNormal"/>
     <w:uiPriority w:val="61"/>
     <w:rsid w:val="00CB0664"/>
     <w:pPr>
@@ -2730,9 +2730,9 @@
       </w:tcPr>
     </w:tblStylePr>
   </w:style>
-  <w:style w:type="table" w:styleId="Listeclaire-Accent4">
+  <w:style w:type="table" w:styleId="LightList-Accent4">
     <w:name w:val="Light List Accent 4"/>
-    <w:basedOn w:val="TableauNormal"/>
+    <w:basedOn w:val="TableNormal"/>
     <w:uiPriority w:val="61"/>
     <w:rsid w:val="00CB0664"/>
     <w:pPr>
@@ -2815,9 +2815,9 @@
       </w:tcPr>
     </w:tblStylePr>
   </w:style>
-  <w:style w:type="table" w:styleId="Listeclaire-Accent5">
+  <w:style w:type="table" w:styleId="LightList-Accent5">
     <w:name w:val="Light List Accent 5"/>
-    <w:basedOn w:val="TableauNormal"/>
+    <w:basedOn w:val="TableNormal"/>
     <w:uiPriority w:val="61"/>
     <w:rsid w:val="00CB0664"/>
     <w:pPr>
@@ -2900,9 +2900,9 @@
       </w:tcPr>
     </w:tblStylePr>
   </w:style>
-  <w:style w:type="table" w:styleId="Listeclaire-Accent6">
+  <w:style w:type="table" w:styleId="LightList-Accent6">
     <w:name w:val="Light List Accent 6"/>
-    <w:basedOn w:val="TableauNormal"/>
+    <w:basedOn w:val="TableNormal"/>
     <w:uiPriority w:val="61"/>
     <w:rsid w:val="00CB0664"/>
     <w:pPr>
@@ -2985,9 +2985,9 @@
       </w:tcPr>
     </w:tblStylePr>
   </w:style>
-  <w:style w:type="table" w:styleId="Grilleclaire">
+  <w:style w:type="table" w:styleId="LightGrid">
     <w:name w:val="Light Grid"/>
-    <w:basedOn w:val="TableauNormal"/>
+    <w:basedOn w:val="TableNormal"/>
     <w:uiPriority w:val="62"/>
     <w:rsid w:val="00CB0664"/>
     <w:pPr>
@@ -3108,9 +3108,9 @@
       </w:tcPr>
     </w:tblStylePr>
   </w:style>
-  <w:style w:type="table" w:styleId="Grilleclaire-Accent1">
+  <w:style w:type="table" w:styleId="LightGrid-Accent1">
     <w:name w:val="Light Grid Accent 1"/>
-    <w:basedOn w:val="TableauNormal"/>
+    <w:basedOn w:val="TableNormal"/>
     <w:uiPriority w:val="62"/>
     <w:rsid w:val="00CB0664"/>
     <w:pPr>
@@ -3231,9 +3231,9 @@
       </w:tcPr>
     </w:tblStylePr>
   </w:style>
-  <w:style w:type="table" w:styleId="Grilleclaire-Accent2">
+  <w:style w:type="table" w:styleId="LightGrid-Accent2">
     <w:name w:val="Light Grid Accent 2"/>
-    <w:basedOn w:val="TableauNormal"/>
+    <w:basedOn w:val="TableNormal"/>
     <w:uiPriority w:val="62"/>
     <w:rsid w:val="00CB0664"/>
     <w:pPr>
@@ -3354,9 +3354,9 @@
       </w:tcPr>
     </w:tblStylePr>
   </w:style>
-  <w:style w:type="table" w:styleId="Grilleclaire-Accent3">
+  <w:style w:type="table" w:styleId="LightGrid-Accent3">
     <w:name w:val="Light Grid Accent 3"/>
-    <w:basedOn w:val="TableauNormal"/>
+    <w:basedOn w:val="TableNormal"/>
     <w:uiPriority w:val="62"/>
     <w:rsid w:val="00CB0664"/>
     <w:pPr>
@@ -3477,9 +3477,9 @@
       </w:tcPr>
     </w:tblStylePr>
   </w:style>
-  <w:style w:type="table" w:styleId="Grilleclaire-Accent4">
+  <w:style w:type="table" w:styleId="LightGrid-Accent4">
     <w:name w:val="Light Grid Accent 4"/>
-    <w:basedOn w:val="TableauNormal"/>
+    <w:basedOn w:val="TableNormal"/>
     <w:uiPriority w:val="62"/>
     <w:rsid w:val="00CB0664"/>
     <w:pPr>
@@ -3600,9 +3600,9 @@
       </w:tcPr>
     </w:tblStylePr>
   </w:style>
-  <w:style w:type="table" w:styleId="Grilleclaire-Accent5">
+  <w:style w:type="table" w:styleId="LightGrid-Accent5">
     <w:name w:val="Light Grid Accent 5"/>
-    <w:basedOn w:val="TableauNormal"/>
+    <w:basedOn w:val="TableNormal"/>
     <w:uiPriority w:val="62"/>
     <w:rsid w:val="00CB0664"/>
     <w:pPr>
@@ -3723,9 +3723,9 @@
       </w:tcPr>
     </w:tblStylePr>
   </w:style>
-  <w:style w:type="table" w:styleId="Grilleclaire-Accent6">
+  <w:style w:type="table" w:styleId="LightGrid-Accent6">
     <w:name w:val="Light Grid Accent 6"/>
-    <w:basedOn w:val="TableauNormal"/>
+    <w:basedOn w:val="TableNormal"/>
     <w:uiPriority w:val="62"/>
     <w:rsid w:val="00CB0664"/>
     <w:pPr>
@@ -3846,9 +3846,9 @@
       </w:tcPr>
     </w:tblStylePr>
   </w:style>
-  <w:style w:type="table" w:styleId="Tramemoyenne1">
+  <w:style w:type="table" w:styleId="MediumShading1">
     <w:name w:val="Medium Shading 1"/>
-    <w:basedOn w:val="TableauNormal"/>
+    <w:basedOn w:val="TableNormal"/>
     <w:uiPriority w:val="63"/>
     <w:rsid w:val="00CB0664"/>
     <w:pPr>
@@ -3945,9 +3945,9 @@
       </w:tcPr>
     </w:tblStylePr>
   </w:style>
-  <w:style w:type="table" w:styleId="Tramemoyenne1-Accent1">
+  <w:style w:type="table" w:styleId="MediumShading1-Accent1">
     <w:name w:val="Medium Shading 1 Accent 1"/>
-    <w:basedOn w:val="TableauNormal"/>
+    <w:basedOn w:val="TableNormal"/>
     <w:uiPriority w:val="63"/>
     <w:rsid w:val="00CB0664"/>
     <w:pPr>
@@ -4044,9 +4044,9 @@
       </w:tcPr>
     </w:tblStylePr>
   </w:style>
-  <w:style w:type="table" w:styleId="Tramemoyenne1-Accent2">
+  <w:style w:type="table" w:styleId="MediumShading1-Accent2">
     <w:name w:val="Medium Shading 1 Accent 2"/>
-    <w:basedOn w:val="TableauNormal"/>
+    <w:basedOn w:val="TableNormal"/>
     <w:uiPriority w:val="63"/>
     <w:rsid w:val="00CB0664"/>
     <w:pPr>
@@ -4143,9 +4143,9 @@
       </w:tcPr>
     </w:tblStylePr>
   </w:style>
-  <w:style w:type="table" w:styleId="Tramemoyenne1-Accent3">
+  <w:style w:type="table" w:styleId="MediumShading1-Accent3">
     <w:name w:val="Medium Shading 1 Accent 3"/>
-    <w:basedOn w:val="TableauNormal"/>
+    <w:basedOn w:val="TableNormal"/>
     <w:uiPriority w:val="63"/>
     <w:rsid w:val="00CB0664"/>
     <w:pPr>
@@ -4242,9 +4242,9 @@
       </w:tcPr>
     </w:tblStylePr>
   </w:style>
-  <w:style w:type="table" w:styleId="Tramemoyenne1-Accent4">
+  <w:style w:type="table" w:styleId="MediumShading1-Accent4">
     <w:name w:val="Medium Shading 1 Accent 4"/>
-    <w:basedOn w:val="TableauNormal"/>
+    <w:basedOn w:val="TableNormal"/>
     <w:uiPriority w:val="63"/>
     <w:rsid w:val="00CB0664"/>
     <w:pPr>
@@ -4341,9 +4341,9 @@
       </w:tcPr>
     </w:tblStylePr>
   </w:style>
-  <w:style w:type="table" w:styleId="Tramemoyenne1-Accent5">
+  <w:style w:type="table" w:styleId="MediumShading1-Accent5">
     <w:name w:val="Medium Shading 1 Accent 5"/>
-    <w:basedOn w:val="TableauNormal"/>
+    <w:basedOn w:val="TableNormal"/>
     <w:uiPriority w:val="63"/>
     <w:rsid w:val="00CB0664"/>
     <w:pPr>
@@ -4440,9 +4440,9 @@
       </w:tcPr>
     </w:tblStylePr>
   </w:style>
-  <w:style w:type="table" w:styleId="Tramemoyenne1-Accent6">
+  <w:style w:type="table" w:styleId="MediumShading1-Accent6">
     <w:name w:val="Medium Shading 1 Accent 6"/>
-    <w:basedOn w:val="TableauNormal"/>
+    <w:basedOn w:val="TableNormal"/>
     <w:uiPriority w:val="63"/>
     <w:rsid w:val="00CB0664"/>
     <w:pPr>
@@ -4539,9 +4539,9 @@
       </w:tcPr>
     </w:tblStylePr>
   </w:style>
-  <w:style w:type="table" w:styleId="Tramemoyenne2">
+  <w:style w:type="table" w:styleId="MediumShading2">
     <w:name w:val="Medium Shading 2"/>
-    <w:basedOn w:val="TableauNormal"/>
+    <w:basedOn w:val="TableNormal"/>
     <w:uiPriority w:val="64"/>
     <w:rsid w:val="00CB0664"/>
     <w:pPr>
@@ -4681,9 +4681,9 @@
       </w:tcPr>
     </w:tblStylePr>
   </w:style>
-  <w:style w:type="table" w:styleId="Tramemoyenne2-Accent1">
+  <w:style w:type="table" w:styleId="MediumShading2-Accent1">
     <w:name w:val="Medium Shading 2 Accent 1"/>
-    <w:basedOn w:val="TableauNormal"/>
+    <w:basedOn w:val="TableNormal"/>
     <w:uiPriority w:val="64"/>
     <w:rsid w:val="00CB0664"/>
     <w:pPr>
@@ -4823,9 +4823,9 @@
       </w:tcPr>
     </w:tblStylePr>
   </w:style>
-  <w:style w:type="table" w:styleId="Tramemoyenne2-Accent2">
+  <w:style w:type="table" w:styleId="MediumShading2-Accent2">
     <w:name w:val="Medium Shading 2 Accent 2"/>
-    <w:basedOn w:val="TableauNormal"/>
+    <w:basedOn w:val="TableNormal"/>
     <w:uiPriority w:val="64"/>
     <w:rsid w:val="00CB0664"/>
     <w:pPr>
@@ -4965,9 +4965,9 @@
       </w:tcPr>
     </w:tblStylePr>
   </w:style>
-  <w:style w:type="table" w:styleId="Tramemoyenne2-Accent3">
+  <w:style w:type="table" w:styleId="MediumShading2-Accent3">
     <w:name w:val="Medium Shading 2 Accent 3"/>
-    <w:basedOn w:val="TableauNormal"/>
+    <w:basedOn w:val="TableNormal"/>
     <w:uiPriority w:val="64"/>
     <w:rsid w:val="00CB0664"/>
     <w:pPr>
@@ -5107,9 +5107,9 @@
       </w:tcPr>
     </w:tblStylePr>
   </w:style>
-  <w:style w:type="table" w:styleId="Tramemoyenne2-Accent4">
+  <w:style w:type="table" w:styleId="MediumShading2-Accent4">
     <w:name w:val="Medium Shading 2 Accent 4"/>
-    <w:basedOn w:val="TableauNormal"/>
+    <w:basedOn w:val="TableNormal"/>
     <w:uiPriority w:val="64"/>
     <w:rsid w:val="00CB0664"/>
     <w:pPr>
@@ -5249,9 +5249,9 @@
       </w:tcPr>
     </w:tblStylePr>
   </w:style>
-  <w:style w:type="table" w:styleId="Tramemoyenne2-Accent5">
+  <w:style w:type="table" w:styleId="MediumShading2-Accent5">
     <w:name w:val="Medium Shading 2 Accent 5"/>
-    <w:basedOn w:val="TableauNormal"/>
+    <w:basedOn w:val="TableNormal"/>
     <w:uiPriority w:val="64"/>
     <w:rsid w:val="00CB0664"/>
     <w:pPr>
@@ -5391,9 +5391,9 @@
       </w:tcPr>
     </w:tblStylePr>
   </w:style>
-  <w:style w:type="table" w:styleId="Tramemoyenne2-Accent6">
+  <w:style w:type="table" w:styleId="MediumShading2-Accent6">
     <w:name w:val="Medium Shading 2 Accent 6"/>
-    <w:basedOn w:val="TableauNormal"/>
+    <w:basedOn w:val="TableNormal"/>
     <w:uiPriority w:val="64"/>
     <w:rsid w:val="00CB0664"/>
     <w:pPr>
@@ -5533,9 +5533,9 @@
       </w:tcPr>
     </w:tblStylePr>
   </w:style>
-  <w:style w:type="table" w:styleId="Listemoyenne1">
+  <w:style w:type="table" w:styleId="MediumList1">
     <w:name w:val="Medium List 1"/>
-    <w:basedOn w:val="TableauNormal"/>
+    <w:basedOn w:val="TableNormal"/>
     <w:uiPriority w:val="65"/>
     <w:rsid w:val="00CB0664"/>
     <w:pPr>
@@ -5610,9 +5610,9 @@
       </w:tcPr>
     </w:tblStylePr>
   </w:style>
-  <w:style w:type="table" w:styleId="Listemoyenne1-Accent1">
+  <w:style w:type="table" w:styleId="MediumList1-Accent1">
     <w:name w:val="Medium List 1 Accent 1"/>
-    <w:basedOn w:val="TableauNormal"/>
+    <w:basedOn w:val="TableNormal"/>
     <w:uiPriority w:val="65"/>
     <w:rsid w:val="00CB0664"/>
     <w:pPr>
@@ -5687,9 +5687,9 @@
       </w:tcPr>
     </w:tblStylePr>
   </w:style>
-  <w:style w:type="table" w:styleId="Listemoyenne1-Accent2">
+  <w:style w:type="table" w:styleId="MediumList1-Accent2">
     <w:name w:val="Medium List 1 Accent 2"/>
-    <w:basedOn w:val="TableauNormal"/>
+    <w:basedOn w:val="TableNormal"/>
     <w:uiPriority w:val="65"/>
     <w:rsid w:val="00CB0664"/>
     <w:pPr>
@@ -5764,9 +5764,9 @@
       </w:tcPr>
     </w:tblStylePr>
   </w:style>
-  <w:style w:type="table" w:styleId="Listemoyenne1-Accent3">
+  <w:style w:type="table" w:styleId="MediumList1-Accent3">
     <w:name w:val="Medium List 1 Accent 3"/>
-    <w:basedOn w:val="TableauNormal"/>
+    <w:basedOn w:val="TableNormal"/>
     <w:uiPriority w:val="65"/>
     <w:rsid w:val="00CB0664"/>
     <w:pPr>
@@ -5841,9 +5841,9 @@
       </w:tcPr>
     </w:tblStylePr>
   </w:style>
-  <w:style w:type="table" w:styleId="Listemoyenne1-Accent4">
+  <w:style w:type="table" w:styleId="MediumList1-Accent4">
     <w:name w:val="Medium List 1 Accent 4"/>
-    <w:basedOn w:val="TableauNormal"/>
+    <w:basedOn w:val="TableNormal"/>
     <w:uiPriority w:val="65"/>
     <w:rsid w:val="00CB0664"/>
     <w:pPr>
@@ -5918,9 +5918,9 @@
       </w:tcPr>
     </w:tblStylePr>
   </w:style>
-  <w:style w:type="table" w:styleId="Listemoyenne1-Accent5">
+  <w:style w:type="table" w:styleId="MediumList1-Accent5">
     <w:name w:val="Medium List 1 Accent 5"/>
-    <w:basedOn w:val="TableauNormal"/>
+    <w:basedOn w:val="TableNormal"/>
     <w:uiPriority w:val="65"/>
     <w:rsid w:val="00CB0664"/>
     <w:pPr>
@@ -5995,9 +5995,9 @@
       </w:tcPr>
     </w:tblStylePr>
   </w:style>
-  <w:style w:type="table" w:styleId="Listemoyenne1-Accent6">
+  <w:style w:type="table" w:styleId="MediumList1-Accent6">
     <w:name w:val="Medium List 1 Accent 6"/>
-    <w:basedOn w:val="TableauNormal"/>
+    <w:basedOn w:val="TableNormal"/>
     <w:uiPriority w:val="65"/>
     <w:rsid w:val="00CB0664"/>
     <w:pPr>
@@ -6072,9 +6072,9 @@
       </w:tcPr>
     </w:tblStylePr>
   </w:style>
-  <w:style w:type="table" w:styleId="Listemoyenne2">
+  <w:style w:type="table" w:styleId="MediumList2">
     <w:name w:val="Medium List 2"/>
-    <w:basedOn w:val="TableauNormal"/>
+    <w:basedOn w:val="TableNormal"/>
     <w:uiPriority w:val="66"/>
     <w:rsid w:val="00CB0664"/>
     <w:pPr>
@@ -6193,9 +6193,9 @@
       </w:tcPr>
     </w:tblStylePr>
   </w:style>
-  <w:style w:type="table" w:styleId="Listemoyenne2-Accent1">
+  <w:style w:type="table" w:styleId="MediumList2-Accent1">
     <w:name w:val="Medium List 2 Accent 1"/>
-    <w:basedOn w:val="TableauNormal"/>
+    <w:basedOn w:val="TableNormal"/>
     <w:uiPriority w:val="66"/>
     <w:rsid w:val="00CB0664"/>
     <w:pPr>
@@ -6314,9 +6314,9 @@
       </w:tcPr>
     </w:tblStylePr>
   </w:style>
-  <w:style w:type="table" w:styleId="Listemoyenne2-Accent2">
+  <w:style w:type="table" w:styleId="MediumList2-Accent2">
     <w:name w:val="Medium List 2 Accent 2"/>
-    <w:basedOn w:val="TableauNormal"/>
+    <w:basedOn w:val="TableNormal"/>
     <w:uiPriority w:val="66"/>
     <w:rsid w:val="00CB0664"/>
     <w:pPr>
@@ -6435,9 +6435,9 @@
       </w:tcPr>
     </w:tblStylePr>
   </w:style>
-  <w:style w:type="table" w:styleId="Listemoyenne2-Accent3">
+  <w:style w:type="table" w:styleId="MediumList2-Accent3">
     <w:name w:val="Medium List 2 Accent 3"/>
-    <w:basedOn w:val="TableauNormal"/>
+    <w:basedOn w:val="TableNormal"/>
     <w:uiPriority w:val="66"/>
     <w:rsid w:val="00CB0664"/>
     <w:pPr>
@@ -6556,9 +6556,9 @@
       </w:tcPr>
     </w:tblStylePr>
   </w:style>
-  <w:style w:type="table" w:styleId="Listemoyenne2-Accent4">
+  <w:style w:type="table" w:styleId="MediumList2-Accent4">
     <w:name w:val="Medium List 2 Accent 4"/>
-    <w:basedOn w:val="TableauNormal"/>
+    <w:basedOn w:val="TableNormal"/>
     <w:uiPriority w:val="66"/>
     <w:rsid w:val="00CB0664"/>
     <w:pPr>
@@ -6677,9 +6677,9 @@
       </w:tcPr>
     </w:tblStylePr>
   </w:style>
-  <w:style w:type="table" w:styleId="Listemoyenne2-Accent5">
+  <w:style w:type="table" w:styleId="MediumList2-Accent5">
     <w:name w:val="Medium List 2 Accent 5"/>
-    <w:basedOn w:val="TableauNormal"/>
+    <w:basedOn w:val="TableNormal"/>
     <w:uiPriority w:val="66"/>
     <w:rsid w:val="00CB0664"/>
     <w:pPr>
@@ -6798,9 +6798,9 @@
       </w:tcPr>
     </w:tblStylePr>
   </w:style>
-  <w:style w:type="table" w:styleId="Listemoyenne2-Accent6">
+  <w:style w:type="table" w:styleId="MediumList2-Accent6">
     <w:name w:val="Medium List 2 Accent 6"/>
-    <w:basedOn w:val="TableauNormal"/>
+    <w:basedOn w:val="TableNormal"/>
     <w:uiPriority w:val="66"/>
     <w:rsid w:val="00CB0664"/>
     <w:pPr>
@@ -6919,9 +6919,9 @@
       </w:tcPr>
     </w:tblStylePr>
   </w:style>
-  <w:style w:type="table" w:styleId="Grillemoyenne1">
+  <w:style w:type="table" w:styleId="MediumGrid1">
     <w:name w:val="Medium Grid 1"/>
-    <w:basedOn w:val="TableauNormal"/>
+    <w:basedOn w:val="TableNormal"/>
     <w:uiPriority w:val="67"/>
     <w:rsid w:val="00CB0664"/>
     <w:pPr>
@@ -6985,9 +6985,9 @@
       </w:tcPr>
     </w:tblStylePr>
   </w:style>
-  <w:style w:type="table" w:styleId="Grillemoyenne1-Accent1">
+  <w:style w:type="table" w:styleId="MediumGrid1-Accent1">
     <w:name w:val="Medium Grid 1 Accent 1"/>
-    <w:basedOn w:val="TableauNormal"/>
+    <w:basedOn w:val="TableNormal"/>
     <w:uiPriority w:val="67"/>
     <w:rsid w:val="00CB0664"/>
     <w:pPr>
@@ -7051,9 +7051,9 @@
       </w:tcPr>
     </w:tblStylePr>
   </w:style>
-  <w:style w:type="table" w:styleId="Grillemoyenne1-Accent2">
+  <w:style w:type="table" w:styleId="MediumGrid1-Accent2">
     <w:name w:val="Medium Grid 1 Accent 2"/>
-    <w:basedOn w:val="TableauNormal"/>
+    <w:basedOn w:val="TableNormal"/>
     <w:uiPriority w:val="67"/>
     <w:rsid w:val="00CB0664"/>
     <w:pPr>
@@ -7117,9 +7117,9 @@
       </w:tcPr>
     </w:tblStylePr>
   </w:style>
-  <w:style w:type="table" w:styleId="Grillemoyenne1-Accent3">
+  <w:style w:type="table" w:styleId="MediumGrid1-Accent3">
     <w:name w:val="Medium Grid 1 Accent 3"/>
-    <w:basedOn w:val="TableauNormal"/>
+    <w:basedOn w:val="TableNormal"/>
     <w:uiPriority w:val="67"/>
     <w:rsid w:val="00CB0664"/>
     <w:pPr>
@@ -7183,9 +7183,9 @@
       </w:tcPr>
     </w:tblStylePr>
   </w:style>
-  <w:style w:type="table" w:styleId="Grillemoyenne1-Accent4">
+  <w:style w:type="table" w:styleId="MediumGrid1-Accent4">
     <w:name w:val="Medium Grid 1 Accent 4"/>
-    <w:basedOn w:val="TableauNormal"/>
+    <w:basedOn w:val="TableNormal"/>
     <w:uiPriority w:val="67"/>
     <w:rsid w:val="00CB0664"/>
     <w:pPr>
@@ -7249,9 +7249,9 @@
       </w:tcPr>
     </w:tblStylePr>
   </w:style>
-  <w:style w:type="table" w:styleId="Grillemoyenne1-Accent5">
+  <w:style w:type="table" w:styleId="MediumGrid1-Accent5">
     <w:name w:val="Medium Grid 1 Accent 5"/>
-    <w:basedOn w:val="TableauNormal"/>
+    <w:basedOn w:val="TableNormal"/>
     <w:uiPriority w:val="67"/>
     <w:rsid w:val="00CB0664"/>
     <w:pPr>
@@ -7315,9 +7315,9 @@
       </w:tcPr>
     </w:tblStylePr>
   </w:style>
-  <w:style w:type="table" w:styleId="Grillemoyenne1-Accent6">
+  <w:style w:type="table" w:styleId="MediumGrid1-Accent6">
     <w:name w:val="Medium Grid 1 Accent 6"/>
-    <w:basedOn w:val="TableauNormal"/>
+    <w:basedOn w:val="TableNormal"/>
     <w:uiPriority w:val="67"/>
     <w:rsid w:val="00CB0664"/>
     <w:pPr>
@@ -7381,9 +7381,9 @@
       </w:tcPr>
     </w:tblStylePr>
   </w:style>
-  <w:style w:type="table" w:styleId="Grillemoyenne2">
+  <w:style w:type="table" w:styleId="MediumGrid2">
     <w:name w:val="Medium Grid 2"/>
-    <w:basedOn w:val="TableauNormal"/>
+    <w:basedOn w:val="TableNormal"/>
     <w:uiPriority w:val="68"/>
     <w:rsid w:val="00CB0664"/>
     <w:pPr>
@@ -7499,9 +7499,9 @@
       </w:tcPr>
     </w:tblStylePr>
   </w:style>
-  <w:style w:type="table" w:styleId="Grillemoyenne2-Accent1">
+  <w:style w:type="table" w:styleId="MediumGrid2-Accent1">
     <w:name w:val="Medium Grid 2 Accent 1"/>
-    <w:basedOn w:val="TableauNormal"/>
+    <w:basedOn w:val="TableNormal"/>
     <w:uiPriority w:val="68"/>
     <w:rsid w:val="00CB0664"/>
     <w:pPr>
@@ -7617,9 +7617,9 @@
       </w:tcPr>
     </w:tblStylePr>
   </w:style>
-  <w:style w:type="table" w:styleId="Grillemoyenne2-Accent2">
+  <w:style w:type="table" w:styleId="MediumGrid2-Accent2">
     <w:name w:val="Medium Grid 2 Accent 2"/>
-    <w:basedOn w:val="TableauNormal"/>
+    <w:basedOn w:val="TableNormal"/>
     <w:uiPriority w:val="68"/>
     <w:rsid w:val="00CB0664"/>
     <w:pPr>
@@ -7735,9 +7735,9 @@
       </w:tcPr>
     </w:tblStylePr>
   </w:style>
-  <w:style w:type="table" w:styleId="Grillemoyenne2-Accent3">
+  <w:style w:type="table" w:styleId="MediumGrid2-Accent3">
     <w:name w:val="Medium Grid 2 Accent 3"/>
-    <w:basedOn w:val="TableauNormal"/>
+    <w:basedOn w:val="TableNormal"/>
     <w:uiPriority w:val="68"/>
     <w:rsid w:val="00CB0664"/>
     <w:pPr>
@@ -7853,9 +7853,9 @@
       </w:tcPr>
     </w:tblStylePr>
   </w:style>
-  <w:style w:type="table" w:styleId="Grillemoyenne2-Accent4">
+  <w:style w:type="table" w:styleId="MediumGrid2-Accent4">
     <w:name w:val="Medium Grid 2 Accent 4"/>
-    <w:basedOn w:val="TableauNormal"/>
+    <w:basedOn w:val="TableNormal"/>
     <w:uiPriority w:val="68"/>
     <w:rsid w:val="00CB0664"/>
     <w:pPr>
@@ -7971,9 +7971,9 @@
       </w:tcPr>
     </w:tblStylePr>
   </w:style>
-  <w:style w:type="table" w:styleId="Grillemoyenne2-Accent5">
+  <w:style w:type="table" w:styleId="MediumGrid2-Accent5">
     <w:name w:val="Medium Grid 2 Accent 5"/>
-    <w:basedOn w:val="TableauNormal"/>
+    <w:basedOn w:val="TableNormal"/>
     <w:uiPriority w:val="68"/>
     <w:rsid w:val="00CB0664"/>
     <w:pPr>
@@ -8089,9 +8089,9 @@
       </w:tcPr>
     </w:tblStylePr>
   </w:style>
-  <w:style w:type="table" w:styleId="Grillemoyenne2-Accent6">
+  <w:style w:type="table" w:styleId="MediumGrid2-Accent6">
     <w:name w:val="Medium Grid 2 Accent 6"/>
-    <w:basedOn w:val="TableauNormal"/>
+    <w:basedOn w:val="TableNormal"/>
     <w:uiPriority w:val="68"/>
     <w:rsid w:val="00CB0664"/>
     <w:pPr>
@@ -8207,9 +8207,9 @@
       </w:tcPr>
     </w:tblStylePr>
   </w:style>
-  <w:style w:type="table" w:styleId="Grillemoyenne3">
+  <w:style w:type="table" w:styleId="MediumGrid3">
     <w:name w:val="Medium Grid 3"/>
-    <w:basedOn w:val="TableauNormal"/>
+    <w:basedOn w:val="TableNormal"/>
     <w:uiPriority w:val="69"/>
     <w:rsid w:val="00CB0664"/>
     <w:pPr>
@@ -8341,9 +8341,9 @@
       </w:tcPr>
     </w:tblStylePr>
   </w:style>
-  <w:style w:type="table" w:styleId="Grillemoyenne3-Accent1">
+  <w:style w:type="table" w:styleId="MediumGrid3-Accent1">
     <w:name w:val="Medium Grid 3 Accent 1"/>
-    <w:basedOn w:val="TableauNormal"/>
+    <w:basedOn w:val="TableNormal"/>
     <w:uiPriority w:val="69"/>
     <w:rsid w:val="00CB0664"/>
     <w:pPr>
@@ -8475,9 +8475,9 @@
       </w:tcPr>
     </w:tblStylePr>
   </w:style>
-  <w:style w:type="table" w:styleId="Grillemoyenne3-Accent2">
+  <w:style w:type="table" w:styleId="MediumGrid3-Accent2">
     <w:name w:val="Medium Grid 3 Accent 2"/>
-    <w:basedOn w:val="TableauNormal"/>
+    <w:basedOn w:val="TableNormal"/>
     <w:uiPriority w:val="69"/>
     <w:rsid w:val="00CB0664"/>
     <w:pPr>
@@ -8609,9 +8609,9 @@
       </w:tcPr>
     </w:tblStylePr>
   </w:style>
-  <w:style w:type="table" w:styleId="Grillemoyenne3-Accent3">
+  <w:style w:type="table" w:styleId="MediumGrid3-Accent3">
     <w:name w:val="Medium Grid 3 Accent 3"/>
-    <w:basedOn w:val="TableauNormal"/>
+    <w:basedOn w:val="TableNormal"/>
     <w:uiPriority w:val="69"/>
     <w:rsid w:val="00CB0664"/>
     <w:pPr>
@@ -8743,9 +8743,9 @@
       </w:tcPr>
     </w:tblStylePr>
   </w:style>
-  <w:style w:type="table" w:styleId="Grillemoyenne3-Accent4">
+  <w:style w:type="table" w:styleId="MediumGrid3-Accent4">
     <w:name w:val="Medium Grid 3 Accent 4"/>
-    <w:basedOn w:val="TableauNormal"/>
+    <w:basedOn w:val="TableNormal"/>
     <w:uiPriority w:val="69"/>
     <w:rsid w:val="00CB0664"/>
     <w:pPr>
@@ -8877,9 +8877,9 @@
       </w:tcPr>
     </w:tblStylePr>
   </w:style>
-  <w:style w:type="table" w:styleId="Grillemoyenne3-Accent5">
+  <w:style w:type="table" w:styleId="MediumGrid3-Accent5">
     <w:name w:val="Medium Grid 3 Accent 5"/>
-    <w:basedOn w:val="TableauNormal"/>
+    <w:basedOn w:val="TableNormal"/>
     <w:uiPriority w:val="69"/>
     <w:rsid w:val="00CB0664"/>
     <w:pPr>
@@ -9011,9 +9011,9 @@
       </w:tcPr>
     </w:tblStylePr>
   </w:style>
-  <w:style w:type="table" w:styleId="Grillemoyenne3-Accent6">
+  <w:style w:type="table" w:styleId="MediumGrid3-Accent6">
     <w:name w:val="Medium Grid 3 Accent 6"/>
-    <w:basedOn w:val="TableauNormal"/>
+    <w:basedOn w:val="TableNormal"/>
     <w:uiPriority w:val="69"/>
     <w:rsid w:val="00CB0664"/>
     <w:pPr>
@@ -9145,9 +9145,9 @@
       </w:tcPr>
     </w:tblStylePr>
   </w:style>
-  <w:style w:type="table" w:styleId="Listefonce">
+  <w:style w:type="table" w:styleId="DarkList">
     <w:name w:val="Dark List"/>
-    <w:basedOn w:val="TableauNormal"/>
+    <w:basedOn w:val="TableNormal"/>
     <w:uiPriority w:val="70"/>
     <w:rsid w:val="00CB0664"/>
     <w:pPr>
@@ -9252,9 +9252,9 @@
       </w:tcPr>
     </w:tblStylePr>
   </w:style>
-  <w:style w:type="table" w:styleId="Listefonce-Accent1">
+  <w:style w:type="table" w:styleId="DarkList-Accent1">
     <w:name w:val="Dark List Accent 1"/>
-    <w:basedOn w:val="TableauNormal"/>
+    <w:basedOn w:val="TableNormal"/>
     <w:uiPriority w:val="70"/>
     <w:rsid w:val="00CB0664"/>
     <w:pPr>
@@ -9359,9 +9359,9 @@
       </w:tcPr>
     </w:tblStylePr>
   </w:style>
-  <w:style w:type="table" w:styleId="Listefonce-Accent2">
+  <w:style w:type="table" w:styleId="DarkList-Accent2">
     <w:name w:val="Dark List Accent 2"/>
-    <w:basedOn w:val="TableauNormal"/>
+    <w:basedOn w:val="TableNormal"/>
     <w:uiPriority w:val="70"/>
     <w:rsid w:val="00CB0664"/>
     <w:pPr>
@@ -9466,9 +9466,9 @@
       </w:tcPr>
     </w:tblStylePr>
   </w:style>
-  <w:style w:type="table" w:styleId="Listefonce-Accent3">
+  <w:style w:type="table" w:styleId="DarkList-Accent3">
     <w:name w:val="Dark List Accent 3"/>
-    <w:basedOn w:val="TableauNormal"/>
+    <w:basedOn w:val="TableNormal"/>
     <w:uiPriority w:val="70"/>
     <w:rsid w:val="00CB0664"/>
     <w:pPr>
@@ -9573,9 +9573,9 @@
       </w:tcPr>
     </w:tblStylePr>
   </w:style>
-  <w:style w:type="table" w:styleId="Listefonce-Accent4">
+  <w:style w:type="table" w:styleId="DarkList-Accent4">
     <w:name w:val="Dark List Accent 4"/>
-    <w:basedOn w:val="TableauNormal"/>
+    <w:basedOn w:val="TableNormal"/>
     <w:uiPriority w:val="70"/>
     <w:rsid w:val="00CB0664"/>
     <w:pPr>
@@ -9680,9 +9680,9 @@
       </w:tcPr>
     </w:tblStylePr>
   </w:style>
-  <w:style w:type="table" w:styleId="Listefonce-Accent5">
+  <w:style w:type="table" w:styleId="DarkList-Accent5">
     <w:name w:val="Dark List Accent 5"/>
-    <w:basedOn w:val="TableauNormal"/>
+    <w:basedOn w:val="TableNormal"/>
     <w:uiPriority w:val="70"/>
     <w:rsid w:val="00CB0664"/>
     <w:pPr>
@@ -9787,9 +9787,9 @@
       </w:tcPr>
     </w:tblStylePr>
   </w:style>
-  <w:style w:type="table" w:styleId="Listefonce-Accent6">
+  <w:style w:type="table" w:styleId="DarkList-Accent6">
     <w:name w:val="Dark List Accent 6"/>
-    <w:basedOn w:val="TableauNormal"/>
+    <w:basedOn w:val="TableNormal"/>
     <w:uiPriority w:val="70"/>
     <w:rsid w:val="00CB0664"/>
     <w:pPr>
@@ -9894,9 +9894,9 @@
       </w:tcPr>
     </w:tblStylePr>
   </w:style>
-  <w:style w:type="table" w:styleId="Tramecouleur">
+  <w:style w:type="table" w:styleId="ColorfulShading">
     <w:name w:val="Colorful Shading"/>
-    <w:basedOn w:val="TableauNormal"/>
+    <w:basedOn w:val="TableNormal"/>
     <w:uiPriority w:val="71"/>
     <w:rsid w:val="00CB0664"/>
     <w:pPr>
@@ -10009,9 +10009,9 @@
       </w:rPr>
     </w:tblStylePr>
   </w:style>
-  <w:style w:type="table" w:styleId="Tramecouleur-Accent1">
+  <w:style w:type="table" w:styleId="ColorfulShading-Accent1">
     <w:name w:val="Colorful Shading Accent 1"/>
-    <w:basedOn w:val="TableauNormal"/>
+    <w:basedOn w:val="TableNormal"/>
     <w:uiPriority w:val="71"/>
     <w:rsid w:val="00CB0664"/>
     <w:pPr>
@@ -10124,9 +10124,9 @@
       </w:rPr>
     </w:tblStylePr>
   </w:style>
-  <w:style w:type="table" w:styleId="Tramecouleur-Accent2">
+  <w:style w:type="table" w:styleId="ColorfulShading-Accent2">
     <w:name w:val="Colorful Shading Accent 2"/>
-    <w:basedOn w:val="TableauNormal"/>
+    <w:basedOn w:val="TableNormal"/>
     <w:uiPriority w:val="71"/>
     <w:rsid w:val="00CB0664"/>
     <w:pPr>
@@ -10239,9 +10239,9 @@
       </w:rPr>
     </w:tblStylePr>
   </w:style>
-  <w:style w:type="table" w:styleId="Tramecouleur-Accent3">
+  <w:style w:type="table" w:styleId="ColorfulShading-Accent3">
     <w:name w:val="Colorful Shading Accent 3"/>
-    <w:basedOn w:val="TableauNormal"/>
+    <w:basedOn w:val="TableNormal"/>
     <w:uiPriority w:val="71"/>
     <w:rsid w:val="00CB0664"/>
     <w:pPr>
@@ -10344,9 +10344,9 @@
       </w:tcPr>
     </w:tblStylePr>
   </w:style>
-  <w:style w:type="table" w:styleId="Tramecouleur-Accent4">
+  <w:style w:type="table" w:styleId="ColorfulShading-Accent4">
     <w:name w:val="Colorful Shading Accent 4"/>
-    <w:basedOn w:val="TableauNormal"/>
+    <w:basedOn w:val="TableNormal"/>
     <w:uiPriority w:val="71"/>
     <w:rsid w:val="00CB0664"/>
     <w:pPr>
@@ -10459,9 +10459,9 @@
       </w:rPr>
     </w:tblStylePr>
   </w:style>
-  <w:style w:type="table" w:styleId="Tramecouleur-Accent5">
+  <w:style w:type="table" w:styleId="ColorfulShading-Accent5">
     <w:name w:val="Colorful Shading Accent 5"/>
-    <w:basedOn w:val="TableauNormal"/>
+    <w:basedOn w:val="TableNormal"/>
     <w:uiPriority w:val="71"/>
     <w:rsid w:val="00CB0664"/>
     <w:pPr>
@@ -10574,9 +10574,9 @@
       </w:rPr>
     </w:tblStylePr>
   </w:style>
-  <w:style w:type="table" w:styleId="Tramecouleur-Accent6">
+  <w:style w:type="table" w:styleId="ColorfulShading-Accent6">
     <w:name w:val="Colorful Shading Accent 6"/>
-    <w:basedOn w:val="TableauNormal"/>
+    <w:basedOn w:val="TableNormal"/>
     <w:uiPriority w:val="71"/>
     <w:rsid w:val="00CB0664"/>
     <w:pPr>
@@ -10689,9 +10689,9 @@
       </w:rPr>
     </w:tblStylePr>
   </w:style>
-  <w:style w:type="table" w:styleId="Listecouleur">
+  <w:style w:type="table" w:styleId="ColorfulList">
     <w:name w:val="Colorful List"/>
-    <w:basedOn w:val="TableauNormal"/>
+    <w:basedOn w:val="TableNormal"/>
     <w:uiPriority w:val="72"/>
     <w:rsid w:val="00CB0664"/>
     <w:pPr>
@@ -10768,9 +10768,9 @@
       </w:tcPr>
     </w:tblStylePr>
   </w:style>
-  <w:style w:type="table" w:styleId="Listecouleur-Accent1">
+  <w:style w:type="table" w:styleId="ColorfulList-Accent1">
     <w:name w:val="Colorful List Accent 1"/>
-    <w:basedOn w:val="TableauNormal"/>
+    <w:basedOn w:val="TableNormal"/>
     <w:uiPriority w:val="72"/>
     <w:rsid w:val="00CB0664"/>
     <w:pPr>
@@ -10847,9 +10847,9 @@
       </w:tcPr>
     </w:tblStylePr>
   </w:style>
-  <w:style w:type="table" w:styleId="Listecouleur-Accent2">
+  <w:style w:type="table" w:styleId="ColorfulList-Accent2">
     <w:name w:val="Colorful List Accent 2"/>
-    <w:basedOn w:val="TableauNormal"/>
+    <w:basedOn w:val="TableNormal"/>
     <w:uiPriority w:val="72"/>
     <w:rsid w:val="00CB0664"/>
     <w:pPr>
@@ -10926,9 +10926,9 @@
       </w:tcPr>
     </w:tblStylePr>
   </w:style>
-  <w:style w:type="table" w:styleId="Listecouleur-Accent3">
+  <w:style w:type="table" w:styleId="ColorfulList-Accent3">
     <w:name w:val="Colorful List Accent 3"/>
-    <w:basedOn w:val="TableauNormal"/>
+    <w:basedOn w:val="TableNormal"/>
     <w:uiPriority w:val="72"/>
     <w:rsid w:val="00CB0664"/>
     <w:pPr>
@@ -11005,9 +11005,9 @@
       </w:tcPr>
     </w:tblStylePr>
   </w:style>
-  <w:style w:type="table" w:styleId="Listecouleur-Accent4">
+  <w:style w:type="table" w:styleId="ColorfulList-Accent4">
     <w:name w:val="Colorful List Accent 4"/>
-    <w:basedOn w:val="TableauNormal"/>
+    <w:basedOn w:val="TableNormal"/>
     <w:uiPriority w:val="72"/>
     <w:rsid w:val="00CB0664"/>
     <w:pPr>
@@ -11084,9 +11084,9 @@
       </w:tcPr>
     </w:tblStylePr>
   </w:style>
-  <w:style w:type="table" w:styleId="Listecouleur-Accent5">
+  <w:style w:type="table" w:styleId="ColorfulList-Accent5">
     <w:name w:val="Colorful List Accent 5"/>
-    <w:basedOn w:val="TableauNormal"/>
+    <w:basedOn w:val="TableNormal"/>
     <w:uiPriority w:val="72"/>
     <w:rsid w:val="00CB0664"/>
     <w:pPr>
@@ -11163,9 +11163,9 @@
       </w:tcPr>
     </w:tblStylePr>
   </w:style>
-  <w:style w:type="table" w:styleId="Listecouleur-Accent6">
+  <w:style w:type="table" w:styleId="ColorfulList-Accent6">
     <w:name w:val="Colorful List Accent 6"/>
-    <w:basedOn w:val="TableauNormal"/>
+    <w:basedOn w:val="TableNormal"/>
     <w:uiPriority w:val="72"/>
     <w:rsid w:val="00CB0664"/>
     <w:pPr>
@@ -11242,9 +11242,9 @@
       </w:tcPr>
     </w:tblStylePr>
   </w:style>
-  <w:style w:type="table" w:styleId="Grillecouleur">
+  <w:style w:type="table" w:styleId="ColorfulGrid">
     <w:name w:val="Colorful Grid"/>
-    <w:basedOn w:val="TableauNormal"/>
+    <w:basedOn w:val="TableNormal"/>
     <w:uiPriority w:val="73"/>
     <w:rsid w:val="00CB0664"/>
     <w:pPr>
@@ -11315,9 +11315,9 @@
       </w:tcPr>
     </w:tblStylePr>
   </w:style>
-  <w:style w:type="table" w:styleId="Grillecouleur-Accent1">
+  <w:style w:type="table" w:styleId="ColorfulGrid-Accent1">
     <w:name w:val="Colorful Grid Accent 1"/>
-    <w:basedOn w:val="TableauNormal"/>
+    <w:basedOn w:val="TableNormal"/>
     <w:uiPriority w:val="73"/>
     <w:rsid w:val="00CB0664"/>
     <w:pPr>
@@ -11388,9 +11388,9 @@
       </w:tcPr>
     </w:tblStylePr>
   </w:style>
-  <w:style w:type="table" w:styleId="Grillecouleur-Accent2">
+  <w:style w:type="table" w:styleId="ColorfulGrid-Accent2">
     <w:name w:val="Colorful Grid Accent 2"/>
-    <w:basedOn w:val="TableauNormal"/>
+    <w:basedOn w:val="TableNormal"/>
     <w:uiPriority w:val="73"/>
     <w:rsid w:val="00CB0664"/>
     <w:pPr>
@@ -11461,9 +11461,9 @@
       </w:tcPr>
     </w:tblStylePr>
   </w:style>
-  <w:style w:type="table" w:styleId="Grillecouleur-Accent3">
+  <w:style w:type="table" w:styleId="ColorfulGrid-Accent3">
     <w:name w:val="Colorful Grid Accent 3"/>
-    <w:basedOn w:val="TableauNormal"/>
+    <w:basedOn w:val="TableNormal"/>
     <w:uiPriority w:val="73"/>
     <w:rsid w:val="00CB0664"/>
     <w:pPr>
@@ -11534,9 +11534,9 @@
       </w:tcPr>
     </w:tblStylePr>
   </w:style>
-  <w:style w:type="table" w:styleId="Grillecouleur-Accent4">
+  <w:style w:type="table" w:styleId="ColorfulGrid-Accent4">
     <w:name w:val="Colorful Grid Accent 4"/>
-    <w:basedOn w:val="TableauNormal"/>
+    <w:basedOn w:val="TableNormal"/>
     <w:uiPriority w:val="73"/>
     <w:rsid w:val="00CB0664"/>
     <w:pPr>
@@ -11607,9 +11607,9 @@
       </w:tcPr>
     </w:tblStylePr>
   </w:style>
-  <w:style w:type="table" w:styleId="Grillecouleur-Accent5">
+  <w:style w:type="table" w:styleId="ColorfulGrid-Accent5">
     <w:name w:val="Colorful Grid Accent 5"/>
-    <w:basedOn w:val="TableauNormal"/>
+    <w:basedOn w:val="TableNormal"/>
     <w:uiPriority w:val="73"/>
     <w:rsid w:val="00CB0664"/>
     <w:pPr>
@@ -11680,9 +11680,9 @@
       </w:tcPr>
     </w:tblStylePr>
   </w:style>
-  <w:style w:type="table" w:styleId="Grillecouleur-Accent6">
+  <w:style w:type="table" w:styleId="ColorfulGrid-Accent6">
     <w:name w:val="Colorful Grid Accent 6"/>
-    <w:basedOn w:val="TableauNormal"/>
+    <w:basedOn w:val="TableNormal"/>
     <w:uiPriority w:val="73"/>
     <w:rsid w:val="00CB0664"/>
     <w:pPr>
